--- a/companies/northgate-staffing/Engagements/Roach, Moss and Hall/Meeting Minutes 2015-10-05 - Roach, Moss and Hall.docx
+++ b/companies/northgate-staffing/Engagements/Roach, Moss and Hall/Meeting Minutes 2015-10-05 - Roach, Moss and Hall.docx
@@ -7,12 +7,12 @@
         <w:pStyle w:val="Heading1"/>
       </w:pPr>
       <w:r>
-        <w:t>Longlist Review: CFO Search for Roach, Moss and Hall</w:t>
+        <w:t>Meeting Minutes: CFO Search for Roach, Moss and Hall</w:t>
       </w:r>
     </w:p>
     <w:p>
       <w:r>
-        <w:t>Internal working session, firm conference room. Minutes taken by James Grant.</w:t>
+        <w:t>These minutes record the working session held by the search team on the Chief Financial Officer search for Roach, Moss and Hall. The session was called to review the completed market map, to agree which prospects move into first-round interviews, and to confirm what the client will see and when.</w:t>
       </w:r>
     </w:p>
     <w:p>
@@ -20,7 +20,7 @@
         <w:pStyle w:val="Heading2"/>
       </w:pPr>
       <w:r>
-        <w:t>Attendees</w:t>
+        <w:t>Present</w:t>
       </w:r>
     </w:p>
     <w:p>
@@ -28,7 +28,15 @@
         <w:pStyle w:val="ListBullet"/>
       </w:pPr>
       <w:r>
-        <w:t>Sandra Fuentes, Principal (chair)</w:t>
+        <w:t>Sandra Fuentes, Principal</w:t>
+      </w:r>
+    </w:p>
+    <w:p>
+      <w:pPr>
+        <w:pStyle w:val="ListBullet"/>
+      </w:pPr>
+      <w:r>
+        <w:t>James Grant, Senior Consultant</w:t>
       </w:r>
     </w:p>
     <w:p>
@@ -44,15 +52,7 @@
         <w:pStyle w:val="ListBullet"/>
       </w:pPr>
       <w:r>
-        <w:t>James Grant, Senior Consultant</w:t>
-      </w:r>
-    </w:p>
-    <w:p>
-      <w:pPr>
-        <w:pStyle w:val="ListBullet"/>
-      </w:pPr>
-      <w:r>
-        <w:t>Jason Myers, Chief Operating Officer, Roach, Moss and Hall (by telephone, final item only)</w:t>
+        <w:t>Jason Myers, Chief Operating Officer, Roach, Moss and Hall</w:t>
       </w:r>
     </w:p>
     <w:p>
@@ -60,32 +60,22 @@
         <w:pStyle w:val="Heading2"/>
       </w:pPr>
       <w:r>
-        <w:t>Discussion</w:t>
+        <w:t>The market map and the field</w:t>
       </w:r>
     </w:p>
     <w:p>
       <w:r>
-        <w:t>Jeffrey Patterson walked the longlist. Twenty-two names survive the specification, cut down from something north of sixty, and he took us through the cut rather than the survivors, which is the right way round and not how most people do it. Everyone we dropped, we dropped for a reason he could say out loud. Four came off for tenure, six for scale, and the rest because the close-and-explain piece is nowhere in their history and we are not going to teach it inside a three-month search.</w:t>
+        <w:t>James Grant presented the completed market map. The mapping covered the sectors agreed at kickoff, the search identified a long list of prospects across them, and the team reviewed that list one segment at a time. Consistent with the firm's practice while a search is live, prospects were discussed by their current role and record rather than by name, so that nothing about a candidate's interest travels before they are ready for it to. The field is stronger in the two segments closest to the client's own sector and thinner in the third, which the team took to reflect where a Chief Financial Officer of this profile is actually to be found.</w:t>
       </w:r>
     </w:p>
     <w:p>
       <w:r>
-        <w:t>Of the twenty-two, eleven have been approached and nine took the call. Two declined without a conversation, one of them the divisional finance lead we had circled first, which is a real loss. Not moving this year, said so plainly, and did not leave a door open. I had a long argument with myself about going back in three weeks anyway. Sandra Fuentes told me not to and she is right, though I will note for the file that I disagree with the reasoning and not the decision.</w:t>
+        <w:t>The team then worked through which prospects should move forward. The criterion applied was fit against the agreed specification rather than the length of a resume, the segment weightings were adjusted so that outreach concentrates where the field is strongest, and the thinner third segment was left open in case a late name surfaces. No prospect was set aside for any reason other than a poorer fit with the brief.</w:t>
       </w:r>
     </w:p>
     <w:p>
       <w:r>
-        <w:t>Sandra Fuentes then asked what the nine have in common that the other thirteen do not, which stopped the room for a minute. Jeffrey Patterson's answer, which I think is correct, is that every one of them is a single move away from a seat they cannot get where they are. That is not a compliment to our search, it is a description of the market, but it tells us what the approach call should lead with and we changed the opening on the spot.</w:t>
-      </w:r>
-    </w:p>
-    <w:p>
-      <w:r>
-        <w:t>Compensation came up and we did not resolve it. Two of the nine already sit at or above where we believe the client will land, and Sandra Fuentes will not put an indicative number in front of a candidate before it is confirmed. My view is that we lose people to silence. Her view is that we lose more to a number we have to walk back, and that the ones we lose to silence were never coming. We are doing it her way.</w:t>
-      </w:r>
-    </w:p>
-    <w:p>
-      <w:r>
-        <w:t>Jason Myers joined by telephone for the last fifteen minutes. Sandra Fuentes gave him the count and the shape by seat and market, no names, and told him where the compensation question sits. He was untroubled by the volume of approaches and troubled by relocation, which he has still not answered in principle; he said he would come back on it this week. He also mentioned, unprompted, that his board chair has begun asking about the timetable, which is worth knowing and was not on the agenda. He asked whether Jim thought the slate was there. I said yes with the relocation answer and no without it, and he heard it.</w:t>
+        <w:t>On the division of the next stage of work, James Grant, whom the team calls Jim, agreed to take the first-round interviews of the most senior prospects himself, given his experience with board-facing mandates. Jeffrey Patterson agreed to schedule those interviews and to hold the candidate threads current while the round runs, and Sandra Fuentes agreed to keep the position specification aligned with anything the client adjusts along the way.</w:t>
       </w:r>
     </w:p>
     <w:p>
@@ -93,7 +83,20 @@
         <w:pStyle w:val="Heading2"/>
       </w:pPr>
       <w:r>
-        <w:t>Action Items</w:t>
+        <w:t>What the client wants to see</w:t>
+      </w:r>
+    </w:p>
+    <w:p>
+      <w:r>
+        <w:t>Jason Myers set out how the Roach, Moss and Hall board wants the process to run from here. He asked that the team bring the committee a short slate rather than a long one, that each candidate be presented by evidence of what they have built rather than by biography alone, and that the board be given room to meet finalists without the timetable forcing a decision. Sandra Fuentes confirmed that the firm's approach already matches those preferences and that the client will see nothing until the field has been interviewed and tested.</w:t>
+      </w:r>
+    </w:p>
+    <w:p>
+      <w:pPr>
+        <w:pStyle w:val="Heading2"/>
+      </w:pPr>
+      <w:r>
+        <w:t>Action items</w:t>
       </w:r>
     </w:p>
     <w:tbl>
@@ -117,19 +120,6 @@
               <w:rPr>
                 <w:b/>
               </w:rPr>
-              <w:t>Item</w:t>
-            </w:r>
-          </w:p>
-        </w:tc>
-        <w:tc>
-          <w:tcPr>
-            <w:tcW w:type="dxa" w:w="2880"/>
-          </w:tcPr>
-          <w:p>
-            <w:r>
-              <w:rPr>
-                <w:b/>
-              </w:rPr>
               <w:t>Owner</w:t>
             </w:r>
           </w:p>
@@ -143,7 +133,20 @@
               <w:rPr>
                 <w:b/>
               </w:rPr>
-              <w:t>Due</w:t>
+              <w:t>Action</w:t>
+            </w:r>
+          </w:p>
+        </w:tc>
+        <w:tc>
+          <w:tcPr>
+            <w:tcW w:type="dxa" w:w="2880"/>
+          </w:tcPr>
+          <w:p>
+            <w:r>
+              <w:rPr>
+                <w:b/>
+              </w:rPr>
+              <w:t>By</w:t>
             </w:r>
           </w:p>
         </w:tc>
@@ -155,7 +158,7 @@
           </w:tcPr>
           <w:p>
             <w:r>
-              <w:t>Relocation position in principle, confirmed in writing</w:t>
+              <w:t>James Grant</w:t>
             </w:r>
           </w:p>
         </w:tc>
@@ -165,7 +168,39 @@
           </w:tcPr>
           <w:p>
             <w:r>
-              <w:t>Jason Myers</w:t>
+              <w:t>Begin first-round interviews with the most senior prospects on the long list and record read-outs for the team</w:t>
+            </w:r>
+          </w:p>
+        </w:tc>
+        <w:tc>
+          <w:tcPr>
+            <w:tcW w:type="dxa" w:w="2880"/>
+          </w:tcPr>
+          <w:p>
+            <w:r>
+              <w:t>Over the next two weeks</w:t>
+            </w:r>
+          </w:p>
+        </w:tc>
+      </w:tr>
+      <w:tr>
+        <w:tc>
+          <w:tcPr>
+            <w:tcW w:type="dxa" w:w="2880"/>
+          </w:tcPr>
+          <w:p>
+            <w:r>
+              <w:t>Sandra Fuentes</w:t>
+            </w:r>
+          </w:p>
+        </w:tc>
+        <w:tc>
+          <w:tcPr>
+            <w:tcW w:type="dxa" w:w="2880"/>
+          </w:tcPr>
+          <w:p>
+            <w:r>
+              <w:t>Refine the position specification against the board's stated preferences and confirm any change with Jason Myers</w:t>
             </w:r>
           </w:p>
         </w:tc>
@@ -187,7 +222,7 @@
           </w:tcPr>
           <w:p>
             <w:r>
-              <w:t>Approach the remaining eleven; nothing goes out under the old specification language</w:t>
+              <w:t>Jeffrey Patterson</w:t>
             </w:r>
           </w:p>
         </w:tc>
@@ -197,7 +232,7 @@
           </w:tcPr>
           <w:p>
             <w:r>
-              <w:t>James Grant</w:t>
+              <w:t>Schedule the first-round interviews, keep every candidate thread current, and hold a provisional date for the next joint review</w:t>
             </w:r>
           </w:p>
         </w:tc>
@@ -207,7 +242,7 @@
           </w:tcPr>
           <w:p>
             <w:r>
-              <w:t>Within two weeks</w:t>
+              <w:t>Ongoing</w:t>
             </w:r>
           </w:p>
         </w:tc>
@@ -219,7 +254,7 @@
           </w:tcPr>
           <w:p>
             <w:r>
-              <w:t>Second pass over the divisional segment to backfill the two declines</w:t>
+              <w:t>Jason Myers</w:t>
             </w:r>
           </w:p>
         </w:tc>
@@ -229,7 +264,7 @@
           </w:tcPr>
           <w:p>
             <w:r>
-              <w:t>Jeffrey Patterson</w:t>
+              <w:t>Confirm the board members who will sit on the interview panel and the window in which they can meet</w:t>
             </w:r>
           </w:p>
         </w:tc>
@@ -239,71 +274,7 @@
           </w:tcPr>
           <w:p>
             <w:r>
-              <w:t>Within two weeks</w:t>
-            </w:r>
-          </w:p>
-        </w:tc>
-      </w:tr>
-      <w:tr>
-        <w:tc>
-          <w:tcPr>
-            <w:tcW w:type="dxa" w:w="2880"/>
-          </w:tcPr>
-          <w:p>
-            <w:r>
-              <w:t>Confirm the compensation range with the client before any indicative figure reaches a candidate</w:t>
-            </w:r>
-          </w:p>
-        </w:tc>
-        <w:tc>
-          <w:tcPr>
-            <w:tcW w:type="dxa" w:w="2880"/>
-          </w:tcPr>
-          <w:p>
-            <w:r>
-              <w:t>Sandra Fuentes</w:t>
-            </w:r>
-          </w:p>
-        </w:tc>
-        <w:tc>
-          <w:tcPr>
-            <w:tcW w:type="dxa" w:w="2880"/>
-          </w:tcPr>
-          <w:p>
-            <w:r>
-              <w:t>Before slate presentation</w:t>
-            </w:r>
-          </w:p>
-        </w:tc>
-      </w:tr>
-      <w:tr>
-        <w:tc>
-          <w:tcPr>
-            <w:tcW w:type="dxa" w:w="2880"/>
-          </w:tcPr>
-          <w:p>
-            <w:r>
-              <w:t>Candidate file notes current, by seat and not by name</w:t>
-            </w:r>
-          </w:p>
-        </w:tc>
-        <w:tc>
-          <w:tcPr>
-            <w:tcW w:type="dxa" w:w="2880"/>
-          </w:tcPr>
-          <w:p>
-            <w:r>
-              <w:t>James Grant</w:t>
-            </w:r>
-          </w:p>
-        </w:tc>
-        <w:tc>
-          <w:tcPr>
-            <w:tcW w:type="dxa" w:w="2880"/>
-          </w:tcPr>
-          <w:p>
-            <w:r>
-              <w:t>Ongoing, same day</w:t>
+              <w:t>Before interviews conclude</w:t>
             </w:r>
           </w:p>
         </w:tc>
@@ -311,7 +282,7 @@
     </w:tbl>
     <w:p>
       <w:r>
-        <w:t>Next working session in a week. Minutes to the engagement file.</w:t>
+        <w:t>The single item that governs the schedule from here is the first round of interviews, and every date that follows depends on when those conclude. The team will reconvene with the client once the read-outs are in hand.</w:t>
       </w:r>
     </w:p>
     <w:sectPr>

--- a/companies/northgate-staffing/Engagements/Roach, Moss and Hall/Meeting Minutes 2015-10-05 - Roach, Moss and Hall.docx
+++ b/companies/northgate-staffing/Engagements/Roach, Moss and Hall/Meeting Minutes 2015-10-05 - Roach, Moss and Hall.docx
@@ -7,12 +7,12 @@
         <w:pStyle w:val="Heading1"/>
       </w:pPr>
       <w:r>
-        <w:t>Meeting Minutes: CFO Search for Roach, Moss and Hall</w:t>
+        <w:t>Working Session -- CFO Search for Roach, Moss and Hall</w:t>
       </w:r>
     </w:p>
     <w:p>
       <w:r>
-        <w:t>These minutes record the working session held by the search team on the Chief Financial Officer search for Roach, Moss and Hall. The session was called to review the completed market map, to agree which prospects move into first-round interviews, and to confirm what the client will see and when.</w:t>
+        <w:t>The session was called to review the working list before the slate is drawn, and it reached one decision that changes the sequence: the second research pass will be widened to two adjacent sectors before any name goes in front of the client, which moves the slate review back by about a week. These minutes record who attended, what was discussed in the order it came up, what was decided, and who owns each next step.</w:t>
       </w:r>
     </w:p>
     <w:p>
@@ -28,7 +28,7 @@
         <w:pStyle w:val="ListBullet"/>
       </w:pPr>
       <w:r>
-        <w:t>Sandra Fuentes, Principal</w:t>
+        <w:t>Sandra Fuentes, Principal, Northgate Talent Partners</w:t>
       </w:r>
     </w:p>
     <w:p>
@@ -36,7 +36,7 @@
         <w:pStyle w:val="ListBullet"/>
       </w:pPr>
       <w:r>
-        <w:t>James Grant, Senior Consultant</w:t>
+        <w:t>Jeffrey Patterson, Research Consultant, Northgate Talent Partners</w:t>
       </w:r>
     </w:p>
     <w:p>
@@ -44,7 +44,7 @@
         <w:pStyle w:val="ListBullet"/>
       </w:pPr>
       <w:r>
-        <w:t>Jeffrey Patterson, Research Consultant</w:t>
+        <w:t>James Grant, Senior Consultant, Northgate Talent Partners (minutes)</w:t>
       </w:r>
     </w:p>
     <w:p>
@@ -60,22 +60,12 @@
         <w:pStyle w:val="Heading2"/>
       </w:pPr>
       <w:r>
-        <w:t>The market map and the field</w:t>
+        <w:t>The working list</w:t>
       </w:r>
     </w:p>
     <w:p>
       <w:r>
-        <w:t>James Grant presented the completed market map. The mapping covered the sectors agreed at kickoff, the search identified a long list of prospects across them, and the team reviewed that list one segment at a time. Consistent with the firm's practice while a search is live, prospects were discussed by their current role and record rather than by name, so that nothing about a candidate's interest travels before they are ready for it to. The field is stronger in the two segments closest to the client's own sector and thinner in the third, which the team took to reflect where a Chief Financial Officer of this profile is actually to be found.</w:t>
-      </w:r>
-    </w:p>
-    <w:p>
-      <w:r>
-        <w:t>The team then worked through which prospects should move forward. The criterion applied was fit against the agreed specification rather than the length of a resume, the segment weightings were adjusted so that outreach concentrates where the field is strongest, and the thinner third segment was left open in case a late name surfaces. No prospect was set aside for any reason other than a poorer fit with the brief.</w:t>
-      </w:r>
-    </w:p>
-    <w:p>
-      <w:r>
-        <w:t>On the division of the next stage of work, James Grant, whom the team calls Jim, agreed to take the first-round interviews of the most senior prospects himself, given his experience with board-facing mandates. Jeffrey Patterson agreed to schedule those interviews and to hold the candidate threads current while the round runs, and Sandra Fuentes agreed to keep the position specification aligned with anything the client adjusts along the way.</w:t>
+        <w:t>Jeffrey Patterson took the room through the working list, describing each candidate by current role and by the kind of company rather than by name, as we do until a candidate has agreed to meet the client. The list falls into three groups: sitting finance chiefs at companies of roughly the client's size, deputies at larger companies who would be stepping up into the seat, and a small number of operators who have held the seat before and since moved into something broader. He was direct that the second group is where the interest is strongest and also where the uncertainty is, since a first-time chief financial officer is a judgment call that references can only partly settle.</w:t>
       </w:r>
     </w:p>
     <w:p>
@@ -83,12 +73,12 @@
         <w:pStyle w:val="Heading2"/>
       </w:pPr>
       <w:r>
-        <w:t>What the client wants to see</w:t>
+        <w:t>The reservation put on the record</w:t>
       </w:r>
     </w:p>
     <w:p>
       <w:r>
-        <w:t>Jason Myers set out how the Roach, Moss and Hall board wants the process to run from here. He asked that the team bring the committee a short slate rather than a long one, that each candidate be presented by evidence of what they have built rather than by biography alone, and that the board be given room to meet finalists without the timetable forcing a decision. Sandra Fuentes confirmed that the firm's approach already matches those preferences and that the client will see nothing until the field has been interviewed and tested.</w:t>
+        <w:t>Jason Myers accepted the shape of the list and then raised, twice and in different words, a concern that the candidates described to him had all come out of the same sector, and that a finance chief who has only ever worked in one industry would arrive with a narrower set of instincts than the role will need over the next several years. Sandra Fuentes took the point rather than argue it, and asked Jim to sit with Jeffrey Patterson on the second research pass so that the two of them widen the map together and do not end up reading the same list differently. Jason Myers also said, in passing and without pressing it, that the date matters less to him than the quality of the list, and the remark is recorded here because it should govern the pace from this point on.</w:t>
       </w:r>
     </w:p>
     <w:p>
@@ -96,7 +86,20 @@
         <w:pStyle w:val="Heading2"/>
       </w:pPr>
       <w:r>
-        <w:t>Action items</w:t>
+        <w:t>Interview logistics</w:t>
+      </w:r>
+    </w:p>
+    <w:p>
+      <w:r>
+        <w:t>James Grant reported that the client's office has held two half-day windows for the interview group and that the board members' availability, not the executives', is the binding constraint on both. Sandra Fuentes asked that no candidate be told a date until both windows are confirmed in writing, on the grounds that a date offered and then withdrawn costs us more with a candidate than a delay does. Jason Myers undertook to confirm the board side through his own office.</w:t>
+      </w:r>
+    </w:p>
+    <w:p>
+      <w:pPr>
+        <w:pStyle w:val="Heading2"/>
+      </w:pPr>
+      <w:r>
+        <w:t>Actions</w:t>
       </w:r>
     </w:p>
     <w:tbl>
@@ -120,6 +123,19 @@
               <w:rPr>
                 <w:b/>
               </w:rPr>
+              <w:t>Action</w:t>
+            </w:r>
+          </w:p>
+        </w:tc>
+        <w:tc>
+          <w:tcPr>
+            <w:tcW w:type="dxa" w:w="2880"/>
+          </w:tcPr>
+          <w:p>
+            <w:r>
+              <w:rPr>
+                <w:b/>
+              </w:rPr>
               <w:t>Owner</w:t>
             </w:r>
           </w:p>
@@ -133,7 +149,19 @@
               <w:rPr>
                 <w:b/>
               </w:rPr>
-              <w:t>Action</w:t>
+              <w:t>When</w:t>
+            </w:r>
+          </w:p>
+        </w:tc>
+      </w:tr>
+      <w:tr>
+        <w:tc>
+          <w:tcPr>
+            <w:tcW w:type="dxa" w:w="2880"/>
+          </w:tcPr>
+          <w:p>
+            <w:r>
+              <w:t>Widen the research map into the two adjacent sectors and re-cut the working list</w:t>
             </w:r>
           </w:p>
         </w:tc>
@@ -143,15 +171,32 @@
           </w:tcPr>
           <w:p>
             <w:r>
-              <w:rPr>
-                <w:b/>
-              </w:rPr>
-              <w:t>By</w:t>
+              <w:t>Jeffrey Patterson</w:t>
+            </w:r>
+          </w:p>
+        </w:tc>
+        <w:tc>
+          <w:tcPr>
+            <w:tcW w:type="dxa" w:w="2880"/>
+          </w:tcPr>
+          <w:p>
+            <w:r>
+              <w:t>Before the next session</w:t>
             </w:r>
           </w:p>
         </w:tc>
       </w:tr>
       <w:tr>
+        <w:tc>
+          <w:tcPr>
+            <w:tcW w:type="dxa" w:w="2880"/>
+          </w:tcPr>
+          <w:p>
+            <w:r>
+              <w:t>Sit with research on the second pass, and hold candidate dates until both interview windows are confirmed in writing</w:t>
+            </w:r>
+          </w:p>
+        </w:tc>
         <w:tc>
           <w:tcPr>
             <w:tcW w:type="dxa" w:w="2880"/>
@@ -168,17 +213,7 @@
           </w:tcPr>
           <w:p>
             <w:r>
-              <w:t>Begin first-round interviews with the most senior prospects on the long list and record read-outs for the team</w:t>
-            </w:r>
-          </w:p>
-        </w:tc>
-        <w:tc>
-          <w:tcPr>
-            <w:tcW w:type="dxa" w:w="2880"/>
-          </w:tcPr>
-          <w:p>
-            <w:r>
-              <w:t>Over the next two weeks</w:t>
+              <w:t>Before the next session</w:t>
             </w:r>
           </w:p>
         </w:tc>
@@ -190,7 +225,7 @@
           </w:tcPr>
           <w:p>
             <w:r>
-              <w:t>Sandra Fuentes</w:t>
+              <w:t>Confirm both interview windows, including the board members' availability</w:t>
             </w:r>
           </w:p>
         </w:tc>
@@ -200,7 +235,7 @@
           </w:tcPr>
           <w:p>
             <w:r>
-              <w:t>Refine the position specification against the board's stated preferences and confirm any change with Jason Myers</w:t>
+              <w:t>Jason Myers</w:t>
             </w:r>
           </w:p>
         </w:tc>
@@ -222,7 +257,7 @@
           </w:tcPr>
           <w:p>
             <w:r>
-              <w:t>Jeffrey Patterson</w:t>
+              <w:t>Redraft the candidate summary format so each candidate is described by role and by the evidence behind the judgment</w:t>
             </w:r>
           </w:p>
         </w:tc>
@@ -232,7 +267,7 @@
           </w:tcPr>
           <w:p>
             <w:r>
-              <w:t>Schedule the first-round interviews, keep every candidate thread current, and hold a provisional date for the next joint review</w:t>
+              <w:t>Sandra Fuentes</w:t>
             </w:r>
           </w:p>
         </w:tc>
@@ -242,39 +277,7 @@
           </w:tcPr>
           <w:p>
             <w:r>
-              <w:t>Ongoing</w:t>
-            </w:r>
-          </w:p>
-        </w:tc>
-      </w:tr>
-      <w:tr>
-        <w:tc>
-          <w:tcPr>
-            <w:tcW w:type="dxa" w:w="2880"/>
-          </w:tcPr>
-          <w:p>
-            <w:r>
-              <w:t>Jason Myers</w:t>
-            </w:r>
-          </w:p>
-        </w:tc>
-        <w:tc>
-          <w:tcPr>
-            <w:tcW w:type="dxa" w:w="2880"/>
-          </w:tcPr>
-          <w:p>
-            <w:r>
-              <w:t>Confirm the board members who will sit on the interview panel and the window in which they can meet</w:t>
-            </w:r>
-          </w:p>
-        </w:tc>
-        <w:tc>
-          <w:tcPr>
-            <w:tcW w:type="dxa" w:w="2880"/>
-          </w:tcPr>
-          <w:p>
-            <w:r>
-              <w:t>Before interviews conclude</w:t>
+              <w:t>Before the slate review</w:t>
             </w:r>
           </w:p>
         </w:tc>
@@ -282,7 +285,7 @@
     </w:tbl>
     <w:p>
       <w:r>
-        <w:t>The single item that governs the schedule from here is the first round of interviews, and every date that follows depends on when those conclude. The team will reconvene with the client once the read-outs are in hand.</w:t>
+        <w:t>The next session will take the re-cut list in the same order these minutes follow, and it will not be scheduled until the widened map is in hand.</w:t>
       </w:r>
     </w:p>
     <w:sectPr>
